--- a/participant/12_reply_to_legal_notice.docx
+++ b/participant/12_reply_to_legal_notice.docx
@@ -271,7 +271,15 @@
           <w:rFonts w:ascii="Calibri" w:hAnsi="Calibri"/>
           <w:sz w:val="22"/>
         </w:rPr>
-        <w:t>The bridge was necessary to pay employees and protect customers. All shareholders could contact the Company to participate, and Nisha chose not to invest. The INR 1.80 price was supported by an independent valuation and severe customer risk.</w:t>
+        <w:t>The bridge was necessary to pay employees and protect customers. All shareholders could contact the Company to participate, and Nisha chose not to invest. The INR 18.00 price was supported by an independent valuation and severe customer risk.</w:t>
+      </w:r>
+    </w:p>
+    <w:p>
+      <w:pPr>
+        <w:pStyle w:val="ListNumber"/>
+      </w:pPr>
+      <w:r>
+        <w:t>The Company says the issue complied with sections 42 and 62(1)(c) and applicable rules, including approval of identified offerees and use of a registered valuer. It does not enclose the PAS-4 offer record, valuation report, complete private-placement register or PAS-3 acknowledgement requested in the notice.</w:t>
       </w:r>
     </w:p>
     <w:p>
@@ -364,7 +372,7 @@
           <w:i w:val="0"/>
           <w:sz w:val="22"/>
         </w:rPr>
-        <w:t>The reply calls the 1 October termination decision unanimous, although Rohan D'Souza's email reserved the fraud finding. It says the bridge price was INR 1.80 supported by a 10 September valuation; no valuation is enclosed. It also says all subscription money was received, while bank records show Riverstone remitted INR 17.1 million against INR 18 million allotted.</w:t>
+        <w:t>The reply calls the 1 October termination decision unanimous, although Rohan D'Souza's email reserved the fraud finding. It says the bridge price was INR 18.00 supported by a 10 September valuation; no valuation is enclosed. It also says all subscription money was received, while bank records show Riverstone remitted INR 17.1 million against INR 18 million allotted.</w:t>
       </w:r>
     </w:p>
     <w:sectPr>
